--- a/0-Documentation/Injects-Incidents/Incidents/Modified_Template/Incident_Response_Template_2026.docx
+++ b/0-Documentation/Injects-Incidents/Incidents/Modified_Template/Incident_Response_Template_2026.docx
@@ -93,7 +93,6 @@
           <w:szCs w:val="40"/>
         </w:rPr>
       </w:pPr>
-      <w:proofErr w:type="spellStart"/>
       <w:r>
         <w:rPr>
           <w:rFonts w:ascii="Times New Roman" w:eastAsia="Times New Roman" w:hAnsi="Times New Roman" w:cs="Times New Roman"/>
@@ -103,19 +102,7 @@
           <w:sz w:val="40"/>
           <w:szCs w:val="40"/>
         </w:rPr>
-        <w:t>ChefOPs</w:t>
-      </w:r>
-      <w:proofErr w:type="spellEnd"/>
-      <w:r>
-        <w:rPr>
-          <w:rFonts w:ascii="Times New Roman" w:eastAsia="Times New Roman" w:hAnsi="Times New Roman" w:cs="Times New Roman"/>
-          <w:b/>
-          <w:bCs/>
-          <w:color w:val="1E3A5F"/>
-          <w:sz w:val="40"/>
-          <w:szCs w:val="40"/>
-        </w:rPr>
-        <w:t xml:space="preserve"> </w:t>
+        <w:t>[COMPANY NAME]</w:t>
       </w:r>
     </w:p>
     <w:p>
@@ -160,7 +147,17 @@
           <w:sz w:val="40"/>
           <w:szCs w:val="40"/>
         </w:rPr>
-        <w:t>Blue Team 05</w:t>
+        <w:t xml:space="preserve">Blue Team </w:t>
+      </w:r>
+      <w:r>
+        <w:rPr>
+          <w:rFonts w:ascii="Times New Roman" w:eastAsia="Times New Roman" w:hAnsi="Times New Roman" w:cs="Times New Roman"/>
+          <w:b/>
+          <w:bCs/>
+          <w:sz w:val="40"/>
+          <w:szCs w:val="40"/>
+        </w:rPr>
+        <w:t>##</w:t>
       </w:r>
     </w:p>
     <w:p>
@@ -249,16 +246,31 @@
           <w:szCs w:val="24"/>
         </w:rPr>
       </w:pPr>
-      <w:proofErr w:type="spellStart"/>
-      <w:r>
-        <w:rPr>
-          <w:rFonts w:ascii="Times New Roman" w:eastAsia="Times New Roman" w:hAnsi="Times New Roman" w:cs="Times New Roman"/>
-          <w:sz w:val="24"/>
-          <w:szCs w:val="24"/>
-        </w:rPr>
-        <w:t>ChefOPs</w:t>
-      </w:r>
-      <w:proofErr w:type="spellEnd"/>
+      <w:r>
+        <w:rPr>
+          <w:rFonts w:ascii="Times New Roman" w:eastAsia="Times New Roman" w:hAnsi="Times New Roman" w:cs="Times New Roman"/>
+          <w:sz w:val="24"/>
+          <w:szCs w:val="24"/>
+        </w:rPr>
+        <w:t>[</w:t>
+      </w:r>
+      <w:r>
+        <w:rPr>
+          <w:rFonts w:ascii="Times New Roman" w:eastAsia="Times New Roman" w:hAnsi="Times New Roman" w:cs="Times New Roman"/>
+          <w:color w:val="FF0000"/>
+          <w:sz w:val="24"/>
+          <w:szCs w:val="24"/>
+        </w:rPr>
+        <w:t>COMPANY NAME</w:t>
+      </w:r>
+      <w:r>
+        <w:rPr>
+          <w:rFonts w:ascii="Times New Roman" w:eastAsia="Times New Roman" w:hAnsi="Times New Roman" w:cs="Times New Roman"/>
+          <w:sz w:val="24"/>
+          <w:szCs w:val="24"/>
+        </w:rPr>
+        <w:t>]</w:t>
+      </w:r>
     </w:p>
     <w:p>
       <w:pPr>
@@ -296,7 +308,50 @@
           <w:sz w:val="24"/>
           <w:szCs w:val="24"/>
         </w:rPr>
-        <w:t xml:space="preserve"> Month Day, 2026</w:t>
+        <w:t xml:space="preserve"> </w:t>
+      </w:r>
+      <w:r>
+        <w:rPr>
+          <w:rFonts w:ascii="Times New Roman" w:eastAsia="Times New Roman" w:hAnsi="Times New Roman" w:cs="Times New Roman"/>
+          <w:sz w:val="24"/>
+          <w:szCs w:val="24"/>
+        </w:rPr>
+        <w:t>[</w:t>
+      </w:r>
+      <w:r>
+        <w:rPr>
+          <w:rFonts w:ascii="Times New Roman" w:eastAsia="Times New Roman" w:hAnsi="Times New Roman" w:cs="Times New Roman"/>
+          <w:color w:val="FF0000"/>
+          <w:sz w:val="24"/>
+          <w:szCs w:val="24"/>
+        </w:rPr>
+        <w:t>Month</w:t>
+      </w:r>
+      <w:r>
+        <w:rPr>
+          <w:rFonts w:ascii="Times New Roman" w:eastAsia="Times New Roman" w:hAnsi="Times New Roman" w:cs="Times New Roman"/>
+          <w:color w:val="FF0000"/>
+          <w:sz w:val="24"/>
+          <w:szCs w:val="24"/>
+        </w:rPr>
+        <w:t>, Day,</w:t>
+      </w:r>
+      <w:r>
+        <w:rPr>
+          <w:rFonts w:ascii="Times New Roman" w:eastAsia="Times New Roman" w:hAnsi="Times New Roman" w:cs="Times New Roman"/>
+          <w:color w:val="FF0000"/>
+          <w:sz w:val="24"/>
+          <w:szCs w:val="24"/>
+        </w:rPr>
+        <w:t xml:space="preserve"> Year</w:t>
+      </w:r>
+      <w:r>
+        <w:rPr>
+          <w:rFonts w:ascii="Times New Roman" w:eastAsia="Times New Roman" w:hAnsi="Times New Roman" w:cs="Times New Roman"/>
+          <w:sz w:val="24"/>
+          <w:szCs w:val="24"/>
+        </w:rPr>
+        <w:t>]</w:t>
       </w:r>
     </w:p>
     <w:p>
@@ -366,7 +421,37 @@
           <w:sz w:val="24"/>
           <w:szCs w:val="24"/>
         </w:rPr>
-        <w:t>Month Day, 2026</w:t>
+        <w:t>[</w:t>
+      </w:r>
+      <w:r>
+        <w:rPr>
+          <w:rFonts w:ascii="Times New Roman" w:eastAsia="Times New Roman" w:hAnsi="Times New Roman" w:cs="Times New Roman"/>
+          <w:b/>
+          <w:bCs/>
+          <w:sz w:val="24"/>
+          <w:szCs w:val="24"/>
+        </w:rPr>
+        <w:t xml:space="preserve">Month Day, </w:t>
+      </w:r>
+      <w:r>
+        <w:rPr>
+          <w:rFonts w:ascii="Times New Roman" w:eastAsia="Times New Roman" w:hAnsi="Times New Roman" w:cs="Times New Roman"/>
+          <w:b/>
+          <w:bCs/>
+          <w:sz w:val="24"/>
+          <w:szCs w:val="24"/>
+        </w:rPr>
+        <w:t>Year</w:t>
+      </w:r>
+      <w:r>
+        <w:rPr>
+          <w:rFonts w:ascii="Times New Roman" w:eastAsia="Times New Roman" w:hAnsi="Times New Roman" w:cs="Times New Roman"/>
+          <w:b/>
+          <w:bCs/>
+          <w:sz w:val="24"/>
+          <w:szCs w:val="24"/>
+        </w:rPr>
+        <w:t>]</w:t>
       </w:r>
     </w:p>
     <w:p>
